--- a/Mau_mail_CNTT.docx
+++ b/Mau_mail_CNTT.docx
@@ -33,7 +33,7 @@
                     <pic:cNvPicPr/>
                   </pic:nvPicPr>
                   <pic:blipFill>
-                    <a:blip r:embed="rId5" cstate="print"/>
+                    <a:blip r:embed="rId7" cstate="print"/>
                     <a:stretch>
                       <a:fillRect/>
                     </a:stretch>
@@ -1905,6 +1905,7 @@
       </w:r>
     </w:p>
     <w:sectPr>
+      <w:footerReference w:type="default" r:id="rId8"/>
       <w:type w:val="continuous"/>
       <w:pgSz w:w="11940" w:h="16860"/>
       <w:pgMar w:top="80" w:right="0" w:bottom="280" w:left="0" w:header="720" w:footer="720" w:gutter="0"/>
@@ -1912,6 +1913,104 @@
     </w:sectPr>
   </w:body>
 </w:document>
+</file>
+
+<file path=word/endnotes.xml><?xml version="1.0" encoding="utf-8"?>
+<w:endnotes xmlns:wpc="http://schemas.microsoft.com/office/word/2010/wordprocessingCanvas" xmlns:cx="http://schemas.microsoft.com/office/drawing/2014/chartex" xmlns:cx1="http://schemas.microsoft.com/office/drawing/2015/9/8/chartex" xmlns:cx2="http://schemas.microsoft.com/office/drawing/2015/10/21/chartex" xmlns:cx3="http://schemas.microsoft.com/office/drawing/2016/5/9/chartex" xmlns:cx4="http://schemas.microsoft.com/office/drawing/2016/5/10/chartex" xmlns:cx5="http://schemas.microsoft.com/office/drawing/2016/5/11/chartex" xmlns:cx6="http://schemas.microsoft.com/office/drawing/2016/5/12/chartex" xmlns:cx7="http://schemas.microsoft.com/office/drawing/2016/5/13/chartex" xmlns:cx8="http://schemas.microsoft.com/office/drawing/2016/5/14/chartex" xmlns:mc="http://schemas.openxmlformats.org/markup-compatibility/2006" xmlns:aink="http://schemas.microsoft.com/office/drawing/2016/ink" xmlns:am3d="http://schemas.microsoft.com/office/drawing/2017/model3d" xmlns:o="urn:schemas-microsoft-com:office:office" xmlns:oel="http://schemas.microsoft.com/office/2019/extlst" xmlns:r="http://schemas.openxmlformats.org/officeDocument/2006/relationships" xmlns:m="http://schemas.openxmlformats.org/officeDocument/2006/math" xmlns:v="urn:schemas-microsoft-com:vml" xmlns:wp14="http://schemas.microsoft.com/office/word/2010/wordprocessingDrawing" xmlns:wp="http://schemas.openxmlformats.org/drawingml/2006/wordprocessingDrawing" xmlns:w10="urn:schemas-microsoft-com:office:word" xmlns:w="http://schemas.openxmlformats.org/wordprocessingml/2006/main" xmlns:w14="http://schemas.microsoft.com/office/word/2010/wordml" xmlns:w15="http://schemas.microsoft.com/office/word/2012/wordml" xmlns:w16cex="http://schemas.microsoft.com/office/word/2018/wordml/cex" xmlns:w16cid="http://schemas.microsoft.com/office/word/2016/wordml/cid" xmlns:w16="http://schemas.microsoft.com/office/word/2018/wordml" xmlns:w16du="http://schemas.microsoft.com/office/word/2023/wordml/word16du" xmlns:w16sdtdh="http://schemas.microsoft.com/office/word/2020/wordml/sdtdatahash" xmlns:w16sdtfl="http://schemas.microsoft.com/office/word/2024/wordml/sdtformatlock" xmlns:w16se="http://schemas.microsoft.com/office/word/2015/wordml/symex" xmlns:wpg="http://schemas.microsoft.com/office/word/2010/wordprocessingGroup" xmlns:wpi="http://schemas.microsoft.com/office/word/2010/wordprocessingInk" xmlns:wne="http://schemas.microsoft.com/office/word/2006/wordml" xmlns:wps="http://schemas.microsoft.com/office/word/2010/wordprocessingShape" mc:Ignorable="w14 w15 w16se w16cid w16 w16cex w16sdtdh w16sdtfl w16du wp14">
+  <w:endnote w:type="separator" w:id="-1">
+    <w:p>
+      <w:r>
+        <w:separator/>
+      </w:r>
+    </w:p>
+  </w:endnote>
+  <w:endnote w:type="continuationSeparator" w:id="0">
+    <w:p>
+      <w:r>
+        <w:continuationSeparator/>
+      </w:r>
+    </w:p>
+  </w:endnote>
+</w:endnotes>
+</file>
+
+<file path=word/footer1.xml><?xml version="1.0" encoding="utf-8"?>
+<w:ftr xmlns:wpc="http://schemas.microsoft.com/office/word/2010/wordprocessingCanvas" xmlns:cx="http://schemas.microsoft.com/office/drawing/2014/chartex" xmlns:cx1="http://schemas.microsoft.com/office/drawing/2015/9/8/chartex" xmlns:cx2="http://schemas.microsoft.com/office/drawing/2015/10/21/chartex" xmlns:cx3="http://schemas.microsoft.com/office/drawing/2016/5/9/chartex" xmlns:cx4="http://schemas.microsoft.com/office/drawing/2016/5/10/chartex" xmlns:cx5="http://schemas.microsoft.com/office/drawing/2016/5/11/chartex" xmlns:cx6="http://schemas.microsoft.com/office/drawing/2016/5/12/chartex" xmlns:cx7="http://schemas.microsoft.com/office/drawing/2016/5/13/chartex" xmlns:cx8="http://schemas.microsoft.com/office/drawing/2016/5/14/chartex" xmlns:mc="http://schemas.openxmlformats.org/markup-compatibility/2006" xmlns:aink="http://schemas.microsoft.com/office/drawing/2016/ink" xmlns:am3d="http://schemas.microsoft.com/office/drawing/2017/model3d" xmlns:o="urn:schemas-microsoft-com:office:office" xmlns:oel="http://schemas.microsoft.com/office/2019/extlst" xmlns:r="http://schemas.openxmlformats.org/officeDocument/2006/relationships" xmlns:m="http://schemas.openxmlformats.org/officeDocument/2006/math" xmlns:v="urn:schemas-microsoft-com:vml" xmlns:wp14="http://schemas.microsoft.com/office/word/2010/wordprocessingDrawing" xmlns:wp="http://schemas.openxmlformats.org/drawingml/2006/wordprocessingDrawing" xmlns:w10="urn:schemas-microsoft-com:office:word" xmlns:w="http://schemas.openxmlformats.org/wordprocessingml/2006/main" xmlns:w14="http://schemas.microsoft.com/office/word/2010/wordml" xmlns:w15="http://schemas.microsoft.com/office/word/2012/wordml" xmlns:w16cex="http://schemas.microsoft.com/office/word/2018/wordml/cex" xmlns:w16cid="http://schemas.microsoft.com/office/word/2016/wordml/cid" xmlns:w16="http://schemas.microsoft.com/office/word/2018/wordml" xmlns:w16du="http://schemas.microsoft.com/office/word/2023/wordml/word16du" xmlns:w16sdtdh="http://schemas.microsoft.com/office/word/2020/wordml/sdtdatahash" xmlns:w16sdtfl="http://schemas.microsoft.com/office/word/2024/wordml/sdtformatlock" xmlns:w16se="http://schemas.microsoft.com/office/word/2015/wordml/symex" xmlns:wpg="http://schemas.microsoft.com/office/word/2010/wordprocessingGroup" xmlns:wpi="http://schemas.microsoft.com/office/word/2010/wordprocessingInk" xmlns:wne="http://schemas.microsoft.com/office/word/2006/wordml" xmlns:wps="http://schemas.microsoft.com/office/word/2010/wordprocessingShape" mc:Ignorable="w14 w15 w16se w16cid w16 w16cex w16sdtdh w16sdtfl w16du wp14">
+  <w:p>
+    <w:pPr>
+      <w:pStyle w:val="Footer"/>
+    </w:pPr>
+    <w:r>
+      <w:rPr>
+        <w:noProof/>
+        <w:sz w:val="20"/>
+      </w:rPr>
+      <w:drawing>
+        <wp:anchor distT="0" distB="0" distL="0" distR="0" simplePos="0" relativeHeight="251659264" behindDoc="1" locked="0" layoutInCell="1" allowOverlap="1" wp14:anchorId="0DCFB4CB" wp14:editId="7A2C3D16">
+          <wp:simplePos x="0" y="0"/>
+          <wp:positionH relativeFrom="margin">
+            <wp:posOffset>1905</wp:posOffset>
+          </wp:positionH>
+          <wp:positionV relativeFrom="paragraph">
+            <wp:posOffset>-64770</wp:posOffset>
+          </wp:positionV>
+          <wp:extent cx="7551420" cy="400050"/>
+          <wp:effectExtent l="0" t="0" r="0" b="0"/>
+          <wp:wrapTopAndBottom/>
+          <wp:docPr id="2" name="Image 2"/>
+          <wp:cNvGraphicFramePr/>
+          <a:graphic xmlns:a="http://schemas.openxmlformats.org/drawingml/2006/main">
+            <a:graphicData uri="http://schemas.openxmlformats.org/drawingml/2006/picture">
+              <pic:pic xmlns:pic="http://schemas.openxmlformats.org/drawingml/2006/picture">
+                <pic:nvPicPr>
+                  <pic:cNvPr id="2" name="Image 2"/>
+                  <pic:cNvPicPr/>
+                </pic:nvPicPr>
+                <pic:blipFill>
+                  <a:blip r:embed="rId1" cstate="print"/>
+                  <a:stretch>
+                    <a:fillRect/>
+                  </a:stretch>
+                </pic:blipFill>
+                <pic:spPr>
+                  <a:xfrm>
+                    <a:off x="0" y="0"/>
+                    <a:ext cx="7551420" cy="400050"/>
+                  </a:xfrm>
+                  <a:prstGeom prst="rect">
+                    <a:avLst/>
+                  </a:prstGeom>
+                </pic:spPr>
+              </pic:pic>
+            </a:graphicData>
+          </a:graphic>
+          <wp14:sizeRelH relativeFrom="margin">
+            <wp14:pctWidth>0</wp14:pctWidth>
+          </wp14:sizeRelH>
+        </wp:anchor>
+      </w:drawing>
+    </w:r>
+  </w:p>
+</w:ftr>
+</file>
+
+<file path=word/footnotes.xml><?xml version="1.0" encoding="utf-8"?>
+<w:footnotes xmlns:wpc="http://schemas.microsoft.com/office/word/2010/wordprocessingCanvas" xmlns:cx="http://schemas.microsoft.com/office/drawing/2014/chartex" xmlns:cx1="http://schemas.microsoft.com/office/drawing/2015/9/8/chartex" xmlns:cx2="http://schemas.microsoft.com/office/drawing/2015/10/21/chartex" xmlns:cx3="http://schemas.microsoft.com/office/drawing/2016/5/9/chartex" xmlns:cx4="http://schemas.microsoft.com/office/drawing/2016/5/10/chartex" xmlns:cx5="http://schemas.microsoft.com/office/drawing/2016/5/11/chartex" xmlns:cx6="http://schemas.microsoft.com/office/drawing/2016/5/12/chartex" xmlns:cx7="http://schemas.microsoft.com/office/drawing/2016/5/13/chartex" xmlns:cx8="http://schemas.microsoft.com/office/drawing/2016/5/14/chartex" xmlns:mc="http://schemas.openxmlformats.org/markup-compatibility/2006" xmlns:aink="http://schemas.microsoft.com/office/drawing/2016/ink" xmlns:am3d="http://schemas.microsoft.com/office/drawing/2017/model3d" xmlns:o="urn:schemas-microsoft-com:office:office" xmlns:oel="http://schemas.microsoft.com/office/2019/extlst" xmlns:r="http://schemas.openxmlformats.org/officeDocument/2006/relationships" xmlns:m="http://schemas.openxmlformats.org/officeDocument/2006/math" xmlns:v="urn:schemas-microsoft-com:vml" xmlns:wp14="http://schemas.microsoft.com/office/word/2010/wordprocessingDrawing" xmlns:wp="http://schemas.openxmlformats.org/drawingml/2006/wordprocessingDrawing" xmlns:w10="urn:schemas-microsoft-com:office:word" xmlns:w="http://schemas.openxmlformats.org/wordprocessingml/2006/main" xmlns:w14="http://schemas.microsoft.com/office/word/2010/wordml" xmlns:w15="http://schemas.microsoft.com/office/word/2012/wordml" xmlns:w16cex="http://schemas.microsoft.com/office/word/2018/wordml/cex" xmlns:w16cid="http://schemas.microsoft.com/office/word/2016/wordml/cid" xmlns:w16="http://schemas.microsoft.com/office/word/2018/wordml" xmlns:w16du="http://schemas.microsoft.com/office/word/2023/wordml/word16du" xmlns:w16sdtdh="http://schemas.microsoft.com/office/word/2020/wordml/sdtdatahash" xmlns:w16sdtfl="http://schemas.microsoft.com/office/word/2024/wordml/sdtformatlock" xmlns:w16se="http://schemas.microsoft.com/office/word/2015/wordml/symex" xmlns:wpg="http://schemas.microsoft.com/office/word/2010/wordprocessingGroup" xmlns:wpi="http://schemas.microsoft.com/office/word/2010/wordprocessingInk" xmlns:wne="http://schemas.microsoft.com/office/word/2006/wordml" xmlns:wps="http://schemas.microsoft.com/office/word/2010/wordprocessingShape" mc:Ignorable="w14 w15 w16se w16cid w16 w16cex w16sdtdh w16sdtfl w16du wp14">
+  <w:footnote w:type="separator" w:id="-1">
+    <w:p>
+      <w:r>
+        <w:separator/>
+      </w:r>
+    </w:p>
+  </w:footnote>
+  <w:footnote w:type="continuationSeparator" w:id="0">
+    <w:p>
+      <w:r>
+        <w:continuationSeparator/>
+      </w:r>
+    </w:p>
+  </w:footnote>
+</w:footnotes>
 </file>
 
 <file path=word/numbering.xml><?xml version="1.0" encoding="utf-8"?>
@@ -2527,6 +2626,56 @@
       <w:ind w:left="50"/>
     </w:pPr>
   </w:style>
+  <w:style w:type="paragraph" w:styleId="Header">
+    <w:name w:val="header"/>
+    <w:basedOn w:val="Normal"/>
+    <w:link w:val="HeaderChar"/>
+    <w:uiPriority w:val="99"/>
+    <w:unhideWhenUsed/>
+    <w:rsid w:val="00F3159F"/>
+    <w:pPr>
+      <w:tabs>
+        <w:tab w:val="center" w:pos="4680"/>
+        <w:tab w:val="right" w:pos="9360"/>
+      </w:tabs>
+    </w:pPr>
+  </w:style>
+  <w:style w:type="character" w:customStyle="1" w:styleId="HeaderChar">
+    <w:name w:val="Header Char"/>
+    <w:basedOn w:val="DefaultParagraphFont"/>
+    <w:link w:val="Header"/>
+    <w:uiPriority w:val="99"/>
+    <w:rsid w:val="00F3159F"/>
+    <w:rPr>
+      <w:rFonts w:ascii="Times New Roman" w:eastAsia="Times New Roman" w:hAnsi="Times New Roman" w:cs="Times New Roman"/>
+      <w:lang w:val="vi"/>
+    </w:rPr>
+  </w:style>
+  <w:style w:type="paragraph" w:styleId="Footer">
+    <w:name w:val="footer"/>
+    <w:basedOn w:val="Normal"/>
+    <w:link w:val="FooterChar"/>
+    <w:uiPriority w:val="99"/>
+    <w:unhideWhenUsed/>
+    <w:rsid w:val="00F3159F"/>
+    <w:pPr>
+      <w:tabs>
+        <w:tab w:val="center" w:pos="4680"/>
+        <w:tab w:val="right" w:pos="9360"/>
+      </w:tabs>
+    </w:pPr>
+  </w:style>
+  <w:style w:type="character" w:customStyle="1" w:styleId="FooterChar">
+    <w:name w:val="Footer Char"/>
+    <w:basedOn w:val="DefaultParagraphFont"/>
+    <w:link w:val="Footer"/>
+    <w:uiPriority w:val="99"/>
+    <w:rsid w:val="00F3159F"/>
+    <w:rPr>
+      <w:rFonts w:ascii="Times New Roman" w:eastAsia="Times New Roman" w:hAnsi="Times New Roman" w:cs="Times New Roman"/>
+      <w:lang w:val="vi"/>
+    </w:rPr>
+  </w:style>
 </w:styles>
 </file>
 
